--- a/proposal/others/abstract_one_page.docx
+++ b/proposal/others/abstract_one_page.docx
@@ -15,6 +15,8 @@
         </w:rPr>
       </w:pPr>
       <w:bookmarkStart w:id="0" w:name="_Hlk134032024"/>
+      <w:bookmarkStart w:id="1" w:name="_GoBack"/>
+      <w:bookmarkEnd w:id="1"/>
       <w:r>
         <w:rPr>
           <w:rFonts w:ascii="Calibri" w:hAnsi="Calibri" w:cs="Calibri"/>
@@ -26,6 +28,19 @@
         <w:t> Foundation Models for Automated Design of Energy Flow Systems</w:t>
       </w:r>
     </w:p>
+    <w:p>
+      <w:pPr>
+        <w:pStyle w:val="Default"/>
+        <w:jc w:val="center"/>
+        <w:rPr>
+          <w:rFonts w:ascii="Calibri" w:hAnsi="Calibri" w:cs="Calibri"/>
+          <w:b/>
+          <w:bCs/>
+          <w:sz w:val="27"/>
+          <w:szCs w:val="27"/>
+        </w:rPr>
+      </w:pPr>
+    </w:p>
     <w:bookmarkEnd w:id="0"/>
     <w:p>
       <w:pPr>
@@ -260,6 +275,43 @@
         </w:rPr>
         <w:t>, which can placed in a design optimization loop.</w:t>
       </w:r>
+    </w:p>
+    <w:p>
+      <w:pPr>
+        <w:jc w:val="both"/>
+        <w:rPr>
+          <w:noProof/>
+          <w:sz w:val="22"/>
+          <w:szCs w:val="22"/>
+        </w:rPr>
+      </w:pPr>
+    </w:p>
+    <w:p>
+      <w:pPr>
+        <w:jc w:val="both"/>
+        <w:rPr>
+          <w:sz w:val="22"/>
+          <w:szCs w:val="22"/>
+        </w:rPr>
+      </w:pPr>
+      <w:r>
+        <w:rPr>
+          <w:noProof/>
+          <w:sz w:val="22"/>
+          <w:szCs w:val="22"/>
+        </w:rPr>
+        <w:t>Current approaches to reactor-component analysis require thousands of GPU hours per configuration to assess device performance at a single parameter point (for example flow-rate or pressure-drop).  The knowledge gained is generally not transferable to other configurations, so the process must be repeated for each case.   The proposed approach will incorporate simulation data (velocity, pressure, temperature at prescribed spatial grid points) through an autoencoder that compresses the spatially-related data to build a common latent space across all the candidate training sets.   The latent space representation will be used to predict the solution fields (through decoding) when new mesh geometries are fed in through the encoder.  The overall process will be designed to meet fidelity requirements for essential quantities of interest (QOIs) such as thermal gradients and pressure drops.</w:t>
+      </w:r>
+    </w:p>
+    <w:p>
+      <w:pPr>
+        <w:jc w:val="both"/>
+        <w:rPr>
+          <w:noProof/>
+          <w:sz w:val="22"/>
+          <w:szCs w:val="22"/>
+        </w:rPr>
+      </w:pPr>
     </w:p>
     <w:p>
       <w:pPr>
@@ -359,43 +411,6 @@
           <w:szCs w:val="22"/>
         </w:rPr>
       </w:pPr>
-    </w:p>
-    <w:p>
-      <w:pPr>
-        <w:jc w:val="both"/>
-        <w:rPr>
-          <w:sz w:val="22"/>
-          <w:szCs w:val="22"/>
-        </w:rPr>
-      </w:pPr>
-      <w:r>
-        <w:rPr>
-          <w:noProof/>
-          <w:sz w:val="22"/>
-          <w:szCs w:val="22"/>
-        </w:rPr>
-        <w:t>Current approaches to reactor-component analysis require thousands of GPU hours per configuration to assess device performance at a single parameter point (for example flow-rate or pressure-drop).  The knowledge gained is generally not transferable to other configurations, so the process must be repeated for each case.   The proposed approach will incorporate simulation data (velocity, pressure, temperature at prescribed spatial grid points) through an autoencoder that compresses the spatially-related data to build a common latent space across all the candidate training sets.   The latent space representation will be used to predict the solution fields (through decoding) when new mesh geometries are fed in through the encoder.  The overall process will be designed to meet fidelity requirements for essential quantities of interest (QOIs) such as thermal gradients and pressure drops.</w:t>
-      </w:r>
-    </w:p>
-    <w:p>
-      <w:pPr>
-        <w:jc w:val="both"/>
-        <w:rPr>
-          <w:rFonts w:cstheme="minorHAnsi"/>
-          <w:sz w:val="22"/>
-          <w:szCs w:val="22"/>
-        </w:rPr>
-      </w:pPr>
-      <w:bookmarkStart w:id="1" w:name="_GoBack"/>
-      <w:bookmarkEnd w:id="1"/>
-      <w:r>
-        <w:rPr>
-          <w:rFonts w:cstheme="minorHAnsi"/>
-          <w:sz w:val="22"/>
-          <w:szCs w:val="22"/>
-        </w:rPr>
-        <w:t>nd audited by Cognizant Federal Agency.</w:t>
-      </w:r>
     </w:p>
     <w:sectPr>
       <w:pgSz w:w="12240" w:h="15840"/>

--- a/proposal/others/abstract_one_page.docx
+++ b/proposal/others/abstract_one_page.docx
@@ -15,8 +15,6 @@
         </w:rPr>
       </w:pPr>
       <w:bookmarkStart w:id="0" w:name="_Hlk134032024"/>
-      <w:bookmarkStart w:id="1" w:name="_GoBack"/>
-      <w:bookmarkEnd w:id="1"/>
       <w:r>
         <w:rPr>
           <w:rFonts w:ascii="Calibri" w:hAnsi="Calibri" w:cs="Calibri"/>
@@ -201,39 +199,7 @@
           <w:sz w:val="22"/>
           <w:szCs w:val="22"/>
         </w:rPr>
-        <w:t xml:space="preserve">This project develops an AI-driven design and control framework for energy-relevant fluid flow systems using training data from </w:t>
-      </w:r>
-      <w:r>
-        <w:rPr>
-          <w:noProof/>
-          <w:sz w:val="22"/>
-          <w:szCs w:val="22"/>
-        </w:rPr>
-        <w:t xml:space="preserve">the </w:t>
-      </w:r>
-      <w:r>
-        <w:rPr>
-          <w:noProof/>
-          <w:sz w:val="22"/>
-          <w:szCs w:val="22"/>
-        </w:rPr>
-        <w:t xml:space="preserve">high-fidelity </w:t>
-      </w:r>
-      <w:r>
-        <w:rPr>
-          <w:noProof/>
-          <w:sz w:val="22"/>
-          <w:szCs w:val="22"/>
-        </w:rPr>
-        <w:t>simulation codes, Nek500</w:t>
-      </w:r>
-      <w:r>
-        <w:rPr>
-          <w:noProof/>
-          <w:sz w:val="22"/>
-          <w:szCs w:val="22"/>
-        </w:rPr>
-        <w:t>/RS and MFE</w:t>
+        <w:t>This project develops an AI-driven design and control framework for energy-relevant fluid flow systems using training data from the high-fidelity simulation codes, Nek500/RS and MFE</w:t>
       </w:r>
       <w:r>
         <w:rPr>
@@ -249,31 +215,7 @@
           <w:sz w:val="22"/>
           <w:szCs w:val="22"/>
         </w:rPr>
-        <w:t xml:space="preserve"> Phase I focuses on building foundation models capable of predicting performance and durability metrics under varying operating conditions and geometric parameters. The workflow integrates large-scale simulation datasets with an agentic-AI framework to enable rapid optimization and adaptive control strategies. The Phase I deliverable will demonstrate </w:t>
-      </w:r>
-      <w:r>
-        <w:rPr>
-          <w:noProof/>
-          <w:sz w:val="22"/>
-          <w:szCs w:val="22"/>
-        </w:rPr>
-        <w:t xml:space="preserve">low-cost </w:t>
-      </w:r>
-      <w:r>
-        <w:rPr>
-          <w:noProof/>
-          <w:sz w:val="22"/>
-          <w:szCs w:val="22"/>
-        </w:rPr>
-        <w:t>real-time prediction for representative energy components (e.g., heat exchangers and reactor-core assemblies)</w:t>
-      </w:r>
-      <w:r>
-        <w:rPr>
-          <w:noProof/>
-          <w:sz w:val="22"/>
-          <w:szCs w:val="22"/>
-        </w:rPr>
-        <w:t>, which can placed in a design optimization loop.</w:t>
+        <w:t xml:space="preserve"> Phase I focuses on building foundation models capable of predicting performance and durability metrics under varying operating conditions and geometric parameters. The workflow integrates large-scale simulation datasets with an agentic-AI framework to enable rapid optimization and adaptive control strategies. The Phase I deliverable will demonstrate low-cost real-time prediction for representative energy components (e.g., heat exchangers and reactor-core assemblies), which can placed in a design optimization loop.</w:t>
       </w:r>
     </w:p>
     <w:p>
@@ -324,6 +266,8 @@
       <w:pPr>
         <w:jc w:val="center"/>
       </w:pPr>
+      <w:bookmarkStart w:id="1" w:name="_GoBack"/>
+      <w:bookmarkEnd w:id="1"/>
       <w:r>
         <w:rPr>
           <w:noProof/>
@@ -377,6 +321,7 @@
         <w:rPr>
           <w:rFonts w:asciiTheme="majorHAnsi" w:hAnsiTheme="majorHAnsi" w:cstheme="majorHAnsi"/>
           <w:i/>
+          <w:noProof/>
           <w:sz w:val="21"/>
           <w:szCs w:val="22"/>
         </w:rPr>
@@ -389,7 +334,107 @@
           <w:sz w:val="21"/>
           <w:szCs w:val="22"/>
         </w:rPr>
-        <w:t>AI-driven workflow:  validated simulation data (left) is processed through a graph-neural-network autoencoder to develop a compressed common latent space representation (center), which permits, in a matter of seconds, reconstrunction of solutions that are mapped to new geometries (right).  High-accuracy QOIs can be derived in the fine-scale data and be encoded into the latent space so that they do not need to be derived directly from the low-costs surrogates.</w:t>
+        <w:t>Schematic representation of the proposed method combining a foundation model with agentic AI. A wide</w:t>
+      </w:r>
+      <w:r>
+        <w:rPr>
+          <w:rFonts w:asciiTheme="majorHAnsi" w:hAnsiTheme="majorHAnsi" w:cstheme="majorHAnsi"/>
+          <w:i/>
+          <w:noProof/>
+          <w:sz w:val="21"/>
+          <w:szCs w:val="22"/>
+        </w:rPr>
+        <w:t xml:space="preserve"> </w:t>
+      </w:r>
+      <w:r>
+        <w:rPr>
+          <w:rFonts w:asciiTheme="majorHAnsi" w:hAnsiTheme="majorHAnsi" w:cstheme="majorHAnsi"/>
+          <w:i/>
+          <w:noProof/>
+          <w:sz w:val="21"/>
+          <w:szCs w:val="22"/>
+        </w:rPr>
+        <w:t>range of high-quality fluid-flow datasets are used to train a foundation model, which encodes all the cases into a</w:t>
+      </w:r>
+      <w:r>
+        <w:rPr>
+          <w:rFonts w:asciiTheme="majorHAnsi" w:hAnsiTheme="majorHAnsi" w:cstheme="majorHAnsi"/>
+          <w:i/>
+          <w:noProof/>
+          <w:sz w:val="21"/>
+          <w:szCs w:val="22"/>
+        </w:rPr>
+        <w:t xml:space="preserve"> </w:t>
+      </w:r>
+      <w:r>
+        <w:rPr>
+          <w:rFonts w:asciiTheme="majorHAnsi" w:hAnsiTheme="majorHAnsi" w:cstheme="majorHAnsi"/>
+          <w:i/>
+          <w:noProof/>
+          <w:sz w:val="21"/>
+          <w:szCs w:val="22"/>
+        </w:rPr>
+        <w:t>common latent space. Conditional latent diffusion is used to learn the distribution across cases in the latent space.</w:t>
+      </w:r>
+      <w:r>
+        <w:rPr>
+          <w:rFonts w:asciiTheme="majorHAnsi" w:hAnsiTheme="majorHAnsi" w:cstheme="majorHAnsi"/>
+          <w:i/>
+          <w:noProof/>
+          <w:sz w:val="21"/>
+          <w:szCs w:val="22"/>
+        </w:rPr>
+        <w:t xml:space="preserve"> </w:t>
+      </w:r>
+      <w:r>
+        <w:rPr>
+          <w:rFonts w:asciiTheme="majorHAnsi" w:hAnsiTheme="majorHAnsi" w:cstheme="majorHAnsi"/>
+          <w:i/>
+          <w:noProof/>
+          <w:sz w:val="21"/>
+          <w:szCs w:val="22"/>
+        </w:rPr>
+        <w:t>Spatio-temporal data for a new geometry can be quickly produced in the latent space, and decoded back to the physical</w:t>
+      </w:r>
+      <w:r>
+        <w:rPr>
+          <w:rFonts w:asciiTheme="majorHAnsi" w:hAnsiTheme="majorHAnsi" w:cstheme="majorHAnsi"/>
+          <w:i/>
+          <w:noProof/>
+          <w:sz w:val="21"/>
+          <w:szCs w:val="22"/>
+        </w:rPr>
+        <w:t xml:space="preserve"> </w:t>
+      </w:r>
+      <w:r>
+        <w:rPr>
+          <w:rFonts w:asciiTheme="majorHAnsi" w:hAnsiTheme="majorHAnsi" w:cstheme="majorHAnsi"/>
+          <w:i/>
+          <w:noProof/>
+          <w:sz w:val="21"/>
+          <w:szCs w:val="22"/>
+        </w:rPr>
+        <w:t>space. The agentic AI framework has access to this foundation model and the various optimizers, orchestrating the</w:t>
+      </w:r>
+      <w:r>
+        <w:rPr>
+          <w:rFonts w:asciiTheme="majorHAnsi" w:hAnsiTheme="majorHAnsi" w:cstheme="majorHAnsi"/>
+          <w:i/>
+          <w:noProof/>
+          <w:sz w:val="21"/>
+          <w:szCs w:val="22"/>
+        </w:rPr>
+        <w:t xml:space="preserve"> </w:t>
+      </w:r>
+      <w:r>
+        <w:rPr>
+          <w:rFonts w:asciiTheme="majorHAnsi" w:hAnsiTheme="majorHAnsi" w:cstheme="majorHAnsi"/>
+          <w:i/>
+          <w:noProof/>
+          <w:sz w:val="21"/>
+          <w:szCs w:val="22"/>
+        </w:rPr>
+        <w:t>optimization/design process, which is significantly accelerated.</w:t>
       </w:r>
     </w:p>
     <w:p>
@@ -1515,6 +1560,25 @@
       </w:tblBorders>
     </w:tblPr>
   </w:style>
+  <w:style w:type="paragraph" w:customStyle="1" w:styleId="p1">
+    <w:name w:val="p1"/>
+    <w:basedOn w:val="Normal"/>
+    <w:rsid w:val="00356F76"/>
+    <w:pPr>
+      <w:suppressAutoHyphens w:val="0"/>
+    </w:pPr>
+    <w:rPr>
+      <w:rFonts w:ascii="Helvetica" w:eastAsia="Times New Roman" w:hAnsi="Helvetica" w:cs="Times New Roman"/>
+      <w:color w:val="000000"/>
+      <w:sz w:val="15"/>
+      <w:szCs w:val="15"/>
+    </w:rPr>
+  </w:style>
+  <w:style w:type="character" w:customStyle="1" w:styleId="apple-converted-space">
+    <w:name w:val="apple-converted-space"/>
+    <w:basedOn w:val="DefaultParagraphFont"/>
+    <w:rsid w:val="00356F76"/>
+  </w:style>
 </w:styles>
 </file>
 

--- a/proposal/others/abstract_one_page.docx
+++ b/proposal/others/abstract_one_page.docx
@@ -1,6 +1,6 @@
 
 <file path=word/document.xml><?xml version="1.0" encoding="utf-8"?>
-<w:document xmlns:wpc="http://schemas.microsoft.com/office/word/2010/wordprocessingCanvas" xmlns:cx="http://schemas.microsoft.com/office/drawing/2014/chartex" xmlns:cx1="http://schemas.microsoft.com/office/drawing/2015/9/8/chartex" xmlns:cx2="http://schemas.microsoft.com/office/drawing/2015/10/21/chartex" xmlns:cx3="http://schemas.microsoft.com/office/drawing/2016/5/9/chartex" xmlns:cx4="http://schemas.microsoft.com/office/drawing/2016/5/10/chartex" xmlns:cx5="http://schemas.microsoft.com/office/drawing/2016/5/11/chartex" xmlns:cx6="http://schemas.microsoft.com/office/drawing/2016/5/12/chartex" xmlns:cx7="http://schemas.microsoft.com/office/drawing/2016/5/13/chartex" xmlns:cx8="http://schemas.microsoft.com/office/drawing/2016/5/14/chartex" xmlns:mc="http://schemas.openxmlformats.org/markup-compatibility/2006" xmlns:aink="http://schemas.microsoft.com/office/drawing/2016/ink" xmlns:am3d="http://schemas.microsoft.com/office/drawing/2017/model3d" xmlns:o="urn:schemas-microsoft-com:office:office" xmlns:r="http://schemas.openxmlformats.org/officeDocument/2006/relationships" xmlns:m="http://schemas.openxmlformats.org/officeDocument/2006/math" xmlns:v="urn:schemas-microsoft-com:vml" xmlns:wp14="http://schemas.microsoft.com/office/word/2010/wordprocessingDrawing" xmlns:wp="http://schemas.openxmlformats.org/drawingml/2006/wordprocessingDrawing" xmlns:w10="urn:schemas-microsoft-com:office:word" xmlns:w="http://schemas.openxmlformats.org/wordprocessingml/2006/main" xmlns:w14="http://schemas.microsoft.com/office/word/2010/wordml" xmlns:w15="http://schemas.microsoft.com/office/word/2012/wordml" xmlns:w16cid="http://schemas.microsoft.com/office/word/2016/wordml/cid" xmlns:w16se="http://schemas.microsoft.com/office/word/2015/wordml/symex" xmlns:wpg="http://schemas.microsoft.com/office/word/2010/wordprocessingGroup" xmlns:wpi="http://schemas.microsoft.com/office/word/2010/wordprocessingInk" xmlns:wne="http://schemas.microsoft.com/office/word/2006/wordml" xmlns:wps="http://schemas.microsoft.com/office/word/2010/wordprocessingShape" mc:Ignorable="w14 w15 w16se w16cid wp14">
+<w:document xmlns:wpc="http://schemas.microsoft.com/office/word/2010/wordprocessingCanvas" xmlns:cx="http://schemas.microsoft.com/office/drawing/2014/chartex" xmlns:cx1="http://schemas.microsoft.com/office/drawing/2015/9/8/chartex" xmlns:cx2="http://schemas.microsoft.com/office/drawing/2015/10/21/chartex" xmlns:cx3="http://schemas.microsoft.com/office/drawing/2016/5/9/chartex" xmlns:cx4="http://schemas.microsoft.com/office/drawing/2016/5/10/chartex" xmlns:cx5="http://schemas.microsoft.com/office/drawing/2016/5/11/chartex" xmlns:cx6="http://schemas.microsoft.com/office/drawing/2016/5/12/chartex" xmlns:cx7="http://schemas.microsoft.com/office/drawing/2016/5/13/chartex" xmlns:cx8="http://schemas.microsoft.com/office/drawing/2016/5/14/chartex" xmlns:mc="http://schemas.openxmlformats.org/markup-compatibility/2006" xmlns:aink="http://schemas.microsoft.com/office/drawing/2016/ink" xmlns:am3d="http://schemas.microsoft.com/office/drawing/2017/model3d" xmlns:o="urn:schemas-microsoft-com:office:office" xmlns:oel="http://schemas.microsoft.com/office/2019/extlst" xmlns:r="http://schemas.openxmlformats.org/officeDocument/2006/relationships" xmlns:m="http://schemas.openxmlformats.org/officeDocument/2006/math" xmlns:v="urn:schemas-microsoft-com:vml" xmlns:wp14="http://schemas.microsoft.com/office/word/2010/wordprocessingDrawing" xmlns:wp="http://schemas.openxmlformats.org/drawingml/2006/wordprocessingDrawing" xmlns:w10="urn:schemas-microsoft-com:office:word" xmlns:w="http://schemas.openxmlformats.org/wordprocessingml/2006/main" xmlns:w14="http://schemas.microsoft.com/office/word/2010/wordml" xmlns:w15="http://schemas.microsoft.com/office/word/2012/wordml" xmlns:w16cex="http://schemas.microsoft.com/office/word/2018/wordml/cex" xmlns:w16cid="http://schemas.microsoft.com/office/word/2016/wordml/cid" xmlns:w16="http://schemas.microsoft.com/office/word/2018/wordml" xmlns:w16du="http://schemas.microsoft.com/office/word/2023/wordml/word16du" xmlns:w16sdtdh="http://schemas.microsoft.com/office/word/2020/wordml/sdtdatahash" xmlns:w16sdtfl="http://schemas.microsoft.com/office/word/2024/wordml/sdtformatlock" xmlns:w16se="http://schemas.microsoft.com/office/word/2015/wordml/symex" xmlns:wpg="http://schemas.microsoft.com/office/word/2010/wordprocessingGroup" xmlns:wpi="http://schemas.microsoft.com/office/word/2010/wordprocessingInk" xmlns:wne="http://schemas.microsoft.com/office/word/2006/wordml" xmlns:wps="http://schemas.microsoft.com/office/word/2010/wordprocessingShape" mc:Ignorable="w14 w15 w16se w16cid w16 w16cex w16sdtdh w16sdtfl w16du wp14">
   <w:body>
     <w:p>
       <w:pPr>
@@ -61,23 +61,7 @@
           <w:sz w:val="22"/>
           <w:szCs w:val="22"/>
         </w:rPr>
-        <w:t xml:space="preserve"> </w:t>
-      </w:r>
-      <w:proofErr w:type="spellStart"/>
-      <w:r>
-        <w:rPr>
-          <w:sz w:val="22"/>
-          <w:szCs w:val="22"/>
-        </w:rPr>
-        <w:t>Misun</w:t>
-      </w:r>
-      <w:proofErr w:type="spellEnd"/>
-      <w:r>
-        <w:rPr>
-          <w:sz w:val="22"/>
-          <w:szCs w:val="22"/>
-        </w:rPr>
-        <w:t xml:space="preserve"> Min (Argonne National Laboratory); </w:t>
+        <w:t xml:space="preserve"> Misun Min (Argonne National Laboratory); </w:t>
       </w:r>
       <w:r>
         <w:rPr>
@@ -92,7 +76,7 @@
           <w:sz w:val="22"/>
           <w:szCs w:val="22"/>
         </w:rPr>
-        <w:t xml:space="preserve">  Sven </w:t>
+        <w:t xml:space="preserve">  Sven Leyffer (ANL), Dillon Shaver (ANL); </w:t>
       </w:r>
       <w:proofErr w:type="spellStart"/>
       <w:r>
@@ -100,7 +84,7 @@
           <w:sz w:val="22"/>
           <w:szCs w:val="22"/>
         </w:rPr>
-        <w:t>Leyffer</w:t>
+        <w:t>Tzanio</w:t>
       </w:r>
       <w:proofErr w:type="spellEnd"/>
       <w:r>
@@ -108,71 +92,7 @@
           <w:sz w:val="22"/>
           <w:szCs w:val="22"/>
         </w:rPr>
-        <w:t xml:space="preserve"> (ANL), Dillon Shaver (ANL); </w:t>
-      </w:r>
-      <w:proofErr w:type="spellStart"/>
-      <w:r>
-        <w:rPr>
-          <w:sz w:val="22"/>
-          <w:szCs w:val="22"/>
-        </w:rPr>
-        <w:t>Tzanio</w:t>
-      </w:r>
-      <w:proofErr w:type="spellEnd"/>
-      <w:r>
-        <w:rPr>
-          <w:sz w:val="22"/>
-          <w:szCs w:val="22"/>
-        </w:rPr>
-        <w:t xml:space="preserve"> Kolev (Lawrence Livermore National Laboratory); Ricardo </w:t>
-      </w:r>
-      <w:proofErr w:type="spellStart"/>
-      <w:r>
-        <w:rPr>
-          <w:sz w:val="22"/>
-          <w:szCs w:val="22"/>
-        </w:rPr>
-        <w:t>Vinuesa</w:t>
-      </w:r>
-      <w:proofErr w:type="spellEnd"/>
-      <w:r>
-        <w:rPr>
-          <w:sz w:val="22"/>
-          <w:szCs w:val="22"/>
-        </w:rPr>
-        <w:t xml:space="preserve"> (U. Michigan); Paul Fischer (U. Illinois); Luke Olson (U. Illinois); Elia </w:t>
-      </w:r>
-      <w:proofErr w:type="spellStart"/>
-      <w:r>
-        <w:rPr>
-          <w:sz w:val="22"/>
-          <w:szCs w:val="22"/>
-        </w:rPr>
-        <w:t>Merzari</w:t>
-      </w:r>
-      <w:proofErr w:type="spellEnd"/>
-      <w:r>
-        <w:rPr>
-          <w:sz w:val="22"/>
-          <w:szCs w:val="22"/>
-        </w:rPr>
-        <w:t xml:space="preserve"> (Penn State </w:t>
-      </w:r>
-      <w:proofErr w:type="spellStart"/>
-      <w:r>
-        <w:rPr>
-          <w:sz w:val="22"/>
-          <w:szCs w:val="22"/>
-        </w:rPr>
-        <w:t>Univ</w:t>
-      </w:r>
-      <w:proofErr w:type="spellEnd"/>
-      <w:r>
-        <w:rPr>
-          <w:sz w:val="22"/>
-          <w:szCs w:val="22"/>
-        </w:rPr>
-        <w:t>).</w:t>
+        <w:t xml:space="preserve"> Kolev (Lawrence Livermore National Laboratory); Ricardo Vinuesa (U. Michigan); Paul Fischer (U. Illinois); Luke Olson (U. Illinois); Elia Merzari (Penn State Univ).</w:t>
       </w:r>
     </w:p>
     <w:p>
@@ -266,17 +186,15 @@
       <w:pPr>
         <w:jc w:val="center"/>
       </w:pPr>
-      <w:bookmarkStart w:id="1" w:name="_GoBack"/>
-      <w:bookmarkEnd w:id="1"/>
       <w:r>
         <w:rPr>
           <w:noProof/>
         </w:rPr>
         <w:drawing>
-          <wp:inline distT="0" distB="0" distL="0" distR="0" wp14:anchorId="6FBC61DF" wp14:editId="4C47BF4E">
-            <wp:extent cx="4213962" cy="2087290"/>
-            <wp:effectExtent l="0" t="0" r="2540" b="0"/>
-            <wp:docPr id="1" name="Picture 1"/>
+          <wp:inline distT="0" distB="0" distL="0" distR="0" wp14:anchorId="19153B68" wp14:editId="711B39B0">
+            <wp:extent cx="3562350" cy="1893069"/>
+            <wp:effectExtent l="0" t="0" r="0" b="0"/>
+            <wp:docPr id="1103362130" name="Picture 1"/>
             <wp:cNvGraphicFramePr>
               <a:graphicFrameLocks xmlns:a="http://schemas.openxmlformats.org/drawingml/2006/main" noChangeAspect="1"/>
             </wp:cNvGraphicFramePr>
@@ -284,11 +202,11 @@
               <a:graphicData uri="http://schemas.openxmlformats.org/drawingml/2006/picture">
                 <pic:pic xmlns:pic="http://schemas.openxmlformats.org/drawingml/2006/picture">
                   <pic:nvPicPr>
-                    <pic:cNvPr id="1" name="method.png"/>
+                    <pic:cNvPr id="1103362130" name="Picture 1103362130"/>
                     <pic:cNvPicPr/>
                   </pic:nvPicPr>
                   <pic:blipFill>
-                    <a:blip r:embed="rId7">
+                    <a:blip r:embed="rId7" cstate="print">
                       <a:extLst>
                         <a:ext uri="{28A0092B-C50C-407E-A947-70E740481C1C}">
                           <a14:useLocalDpi xmlns:a14="http://schemas.microsoft.com/office/drawing/2010/main" val="0"/>
@@ -302,7 +220,7 @@
                   <pic:spPr>
                     <a:xfrm>
                       <a:off x="0" y="0"/>
-                      <a:ext cx="4213962" cy="2087290"/>
+                      <a:ext cx="3587188" cy="1906268"/>
                     </a:xfrm>
                     <a:prstGeom prst="rect">
                       <a:avLst/>
@@ -317,6 +235,11 @@
     </w:p>
     <w:p>
       <w:pPr>
+        <w:jc w:val="center"/>
+      </w:pPr>
+    </w:p>
+    <w:p>
+      <w:pPr>
         <w:jc w:val="both"/>
         <w:rPr>
           <w:rFonts w:asciiTheme="majorHAnsi" w:hAnsiTheme="majorHAnsi" w:cstheme="majorHAnsi"/>
@@ -326,6 +249,16 @@
           <w:szCs w:val="22"/>
         </w:rPr>
       </w:pPr>
+      <w:r>
+        <w:rPr>
+          <w:rFonts w:asciiTheme="majorHAnsi" w:hAnsiTheme="majorHAnsi" w:cstheme="majorHAnsi"/>
+          <w:i/>
+          <w:noProof/>
+          <w:sz w:val="21"/>
+          <w:szCs w:val="22"/>
+        </w:rPr>
+        <w:t xml:space="preserve">Figure 1. </w:t>
+      </w:r>
       <w:r>
         <w:rPr>
           <w:rFonts w:asciiTheme="majorHAnsi" w:hAnsiTheme="majorHAnsi" w:cstheme="majorHAnsi"/>
@@ -469,7 +402,7 @@
 </file>
 
 <file path=word/endnotes.xml><?xml version="1.0" encoding="utf-8"?>
-<w:endnotes xmlns:wpc="http://schemas.microsoft.com/office/word/2010/wordprocessingCanvas" xmlns:cx="http://schemas.microsoft.com/office/drawing/2014/chartex" xmlns:cx1="http://schemas.microsoft.com/office/drawing/2015/9/8/chartex" xmlns:cx2="http://schemas.microsoft.com/office/drawing/2015/10/21/chartex" xmlns:cx3="http://schemas.microsoft.com/office/drawing/2016/5/9/chartex" xmlns:cx4="http://schemas.microsoft.com/office/drawing/2016/5/10/chartex" xmlns:cx5="http://schemas.microsoft.com/office/drawing/2016/5/11/chartex" xmlns:cx6="http://schemas.microsoft.com/office/drawing/2016/5/12/chartex" xmlns:cx7="http://schemas.microsoft.com/office/drawing/2016/5/13/chartex" xmlns:cx8="http://schemas.microsoft.com/office/drawing/2016/5/14/chartex" xmlns:mc="http://schemas.openxmlformats.org/markup-compatibility/2006" xmlns:aink="http://schemas.microsoft.com/office/drawing/2016/ink" xmlns:am3d="http://schemas.microsoft.com/office/drawing/2017/model3d" xmlns:o="urn:schemas-microsoft-com:office:office" xmlns:r="http://schemas.openxmlformats.org/officeDocument/2006/relationships" xmlns:m="http://schemas.openxmlformats.org/officeDocument/2006/math" xmlns:v="urn:schemas-microsoft-com:vml" xmlns:wp14="http://schemas.microsoft.com/office/word/2010/wordprocessingDrawing" xmlns:wp="http://schemas.openxmlformats.org/drawingml/2006/wordprocessingDrawing" xmlns:w10="urn:schemas-microsoft-com:office:word" xmlns:w="http://schemas.openxmlformats.org/wordprocessingml/2006/main" xmlns:w14="http://schemas.microsoft.com/office/word/2010/wordml" xmlns:w15="http://schemas.microsoft.com/office/word/2012/wordml" xmlns:w16cid="http://schemas.microsoft.com/office/word/2016/wordml/cid" xmlns:w16se="http://schemas.microsoft.com/office/word/2015/wordml/symex" xmlns:wpg="http://schemas.microsoft.com/office/word/2010/wordprocessingGroup" xmlns:wpi="http://schemas.microsoft.com/office/word/2010/wordprocessingInk" xmlns:wne="http://schemas.microsoft.com/office/word/2006/wordml" xmlns:wps="http://schemas.microsoft.com/office/word/2010/wordprocessingShape" mc:Ignorable="w14 w15 w16se w16cid wp14">
+<w:endnotes xmlns:wpc="http://schemas.microsoft.com/office/word/2010/wordprocessingCanvas" xmlns:cx="http://schemas.microsoft.com/office/drawing/2014/chartex" xmlns:cx1="http://schemas.microsoft.com/office/drawing/2015/9/8/chartex" xmlns:cx2="http://schemas.microsoft.com/office/drawing/2015/10/21/chartex" xmlns:cx3="http://schemas.microsoft.com/office/drawing/2016/5/9/chartex" xmlns:cx4="http://schemas.microsoft.com/office/drawing/2016/5/10/chartex" xmlns:cx5="http://schemas.microsoft.com/office/drawing/2016/5/11/chartex" xmlns:cx6="http://schemas.microsoft.com/office/drawing/2016/5/12/chartex" xmlns:cx7="http://schemas.microsoft.com/office/drawing/2016/5/13/chartex" xmlns:cx8="http://schemas.microsoft.com/office/drawing/2016/5/14/chartex" xmlns:mc="http://schemas.openxmlformats.org/markup-compatibility/2006" xmlns:aink="http://schemas.microsoft.com/office/drawing/2016/ink" xmlns:am3d="http://schemas.microsoft.com/office/drawing/2017/model3d" xmlns:o="urn:schemas-microsoft-com:office:office" xmlns:oel="http://schemas.microsoft.com/office/2019/extlst" xmlns:r="http://schemas.openxmlformats.org/officeDocument/2006/relationships" xmlns:m="http://schemas.openxmlformats.org/officeDocument/2006/math" xmlns:v="urn:schemas-microsoft-com:vml" xmlns:wp14="http://schemas.microsoft.com/office/word/2010/wordprocessingDrawing" xmlns:wp="http://schemas.openxmlformats.org/drawingml/2006/wordprocessingDrawing" xmlns:w10="urn:schemas-microsoft-com:office:word" xmlns:w="http://schemas.openxmlformats.org/wordprocessingml/2006/main" xmlns:w14="http://schemas.microsoft.com/office/word/2010/wordml" xmlns:w15="http://schemas.microsoft.com/office/word/2012/wordml" xmlns:w16cex="http://schemas.microsoft.com/office/word/2018/wordml/cex" xmlns:w16cid="http://schemas.microsoft.com/office/word/2016/wordml/cid" xmlns:w16="http://schemas.microsoft.com/office/word/2018/wordml" xmlns:w16du="http://schemas.microsoft.com/office/word/2023/wordml/word16du" xmlns:w16sdtdh="http://schemas.microsoft.com/office/word/2020/wordml/sdtdatahash" xmlns:w16sdtfl="http://schemas.microsoft.com/office/word/2024/wordml/sdtformatlock" xmlns:w16se="http://schemas.microsoft.com/office/word/2015/wordml/symex" xmlns:wpg="http://schemas.microsoft.com/office/word/2010/wordprocessingGroup" xmlns:wpi="http://schemas.microsoft.com/office/word/2010/wordprocessingInk" xmlns:wne="http://schemas.microsoft.com/office/word/2006/wordml" xmlns:wps="http://schemas.microsoft.com/office/word/2010/wordprocessingShape" mc:Ignorable="w14 w15 w16se w16cid w16 w16cex w16sdtdh w16sdtfl w16du wp14">
   <w:endnote w:type="separator" w:id="-1">
     <w:p>
       <w:r>
@@ -488,7 +421,7 @@
 </file>
 
 <file path=word/footnotes.xml><?xml version="1.0" encoding="utf-8"?>
-<w:footnotes xmlns:wpc="http://schemas.microsoft.com/office/word/2010/wordprocessingCanvas" xmlns:cx="http://schemas.microsoft.com/office/drawing/2014/chartex" xmlns:cx1="http://schemas.microsoft.com/office/drawing/2015/9/8/chartex" xmlns:cx2="http://schemas.microsoft.com/office/drawing/2015/10/21/chartex" xmlns:cx3="http://schemas.microsoft.com/office/drawing/2016/5/9/chartex" xmlns:cx4="http://schemas.microsoft.com/office/drawing/2016/5/10/chartex" xmlns:cx5="http://schemas.microsoft.com/office/drawing/2016/5/11/chartex" xmlns:cx6="http://schemas.microsoft.com/office/drawing/2016/5/12/chartex" xmlns:cx7="http://schemas.microsoft.com/office/drawing/2016/5/13/chartex" xmlns:cx8="http://schemas.microsoft.com/office/drawing/2016/5/14/chartex" xmlns:mc="http://schemas.openxmlformats.org/markup-compatibility/2006" xmlns:aink="http://schemas.microsoft.com/office/drawing/2016/ink" xmlns:am3d="http://schemas.microsoft.com/office/drawing/2017/model3d" xmlns:o="urn:schemas-microsoft-com:office:office" xmlns:r="http://schemas.openxmlformats.org/officeDocument/2006/relationships" xmlns:m="http://schemas.openxmlformats.org/officeDocument/2006/math" xmlns:v="urn:schemas-microsoft-com:vml" xmlns:wp14="http://schemas.microsoft.com/office/word/2010/wordprocessingDrawing" xmlns:wp="http://schemas.openxmlformats.org/drawingml/2006/wordprocessingDrawing" xmlns:w10="urn:schemas-microsoft-com:office:word" xmlns:w="http://schemas.openxmlformats.org/wordprocessingml/2006/main" xmlns:w14="http://schemas.microsoft.com/office/word/2010/wordml" xmlns:w15="http://schemas.microsoft.com/office/word/2012/wordml" xmlns:w16cid="http://schemas.microsoft.com/office/word/2016/wordml/cid" xmlns:w16se="http://schemas.microsoft.com/office/word/2015/wordml/symex" xmlns:wpg="http://schemas.microsoft.com/office/word/2010/wordprocessingGroup" xmlns:wpi="http://schemas.microsoft.com/office/word/2010/wordprocessingInk" xmlns:wne="http://schemas.microsoft.com/office/word/2006/wordml" xmlns:wps="http://schemas.microsoft.com/office/word/2010/wordprocessingShape" mc:Ignorable="w14 w15 w16se w16cid wp14">
+<w:footnotes xmlns:wpc="http://schemas.microsoft.com/office/word/2010/wordprocessingCanvas" xmlns:cx="http://schemas.microsoft.com/office/drawing/2014/chartex" xmlns:cx1="http://schemas.microsoft.com/office/drawing/2015/9/8/chartex" xmlns:cx2="http://schemas.microsoft.com/office/drawing/2015/10/21/chartex" xmlns:cx3="http://schemas.microsoft.com/office/drawing/2016/5/9/chartex" xmlns:cx4="http://schemas.microsoft.com/office/drawing/2016/5/10/chartex" xmlns:cx5="http://schemas.microsoft.com/office/drawing/2016/5/11/chartex" xmlns:cx6="http://schemas.microsoft.com/office/drawing/2016/5/12/chartex" xmlns:cx7="http://schemas.microsoft.com/office/drawing/2016/5/13/chartex" xmlns:cx8="http://schemas.microsoft.com/office/drawing/2016/5/14/chartex" xmlns:mc="http://schemas.openxmlformats.org/markup-compatibility/2006" xmlns:aink="http://schemas.microsoft.com/office/drawing/2016/ink" xmlns:am3d="http://schemas.microsoft.com/office/drawing/2017/model3d" xmlns:o="urn:schemas-microsoft-com:office:office" xmlns:oel="http://schemas.microsoft.com/office/2019/extlst" xmlns:r="http://schemas.openxmlformats.org/officeDocument/2006/relationships" xmlns:m="http://schemas.openxmlformats.org/officeDocument/2006/math" xmlns:v="urn:schemas-microsoft-com:vml" xmlns:wp14="http://schemas.microsoft.com/office/word/2010/wordprocessingDrawing" xmlns:wp="http://schemas.openxmlformats.org/drawingml/2006/wordprocessingDrawing" xmlns:w10="urn:schemas-microsoft-com:office:word" xmlns:w="http://schemas.openxmlformats.org/wordprocessingml/2006/main" xmlns:w14="http://schemas.microsoft.com/office/word/2010/wordml" xmlns:w15="http://schemas.microsoft.com/office/word/2012/wordml" xmlns:w16cex="http://schemas.microsoft.com/office/word/2018/wordml/cex" xmlns:w16cid="http://schemas.microsoft.com/office/word/2016/wordml/cid" xmlns:w16="http://schemas.microsoft.com/office/word/2018/wordml" xmlns:w16du="http://schemas.microsoft.com/office/word/2023/wordml/word16du" xmlns:w16sdtdh="http://schemas.microsoft.com/office/word/2020/wordml/sdtdatahash" xmlns:w16sdtfl="http://schemas.microsoft.com/office/word/2024/wordml/sdtformatlock" xmlns:w16se="http://schemas.microsoft.com/office/word/2015/wordml/symex" xmlns:wpg="http://schemas.microsoft.com/office/word/2010/wordprocessingGroup" xmlns:wpi="http://schemas.microsoft.com/office/word/2010/wordprocessingInk" xmlns:wne="http://schemas.microsoft.com/office/word/2006/wordml" xmlns:wps="http://schemas.microsoft.com/office/word/2010/wordprocessingShape" mc:Ignorable="w14 w15 w16se w16cid w16 w16cex w16sdtdh w16sdtfl w16du wp14">
   <w:footnote w:type="separator" w:id="-1">
     <w:p>
       <w:r>
@@ -507,7 +440,7 @@
 </file>
 
 <file path=word/numbering.xml><?xml version="1.0" encoding="utf-8"?>
-<w:numbering xmlns:wpc="http://schemas.microsoft.com/office/word/2010/wordprocessingCanvas" xmlns:cx="http://schemas.microsoft.com/office/drawing/2014/chartex" xmlns:cx1="http://schemas.microsoft.com/office/drawing/2015/9/8/chartex" xmlns:cx2="http://schemas.microsoft.com/office/drawing/2015/10/21/chartex" xmlns:cx3="http://schemas.microsoft.com/office/drawing/2016/5/9/chartex" xmlns:cx4="http://schemas.microsoft.com/office/drawing/2016/5/10/chartex" xmlns:cx5="http://schemas.microsoft.com/office/drawing/2016/5/11/chartex" xmlns:cx6="http://schemas.microsoft.com/office/drawing/2016/5/12/chartex" xmlns:cx7="http://schemas.microsoft.com/office/drawing/2016/5/13/chartex" xmlns:cx8="http://schemas.microsoft.com/office/drawing/2016/5/14/chartex" xmlns:mc="http://schemas.openxmlformats.org/markup-compatibility/2006" xmlns:aink="http://schemas.microsoft.com/office/drawing/2016/ink" xmlns:am3d="http://schemas.microsoft.com/office/drawing/2017/model3d" xmlns:o="urn:schemas-microsoft-com:office:office" xmlns:r="http://schemas.openxmlformats.org/officeDocument/2006/relationships" xmlns:m="http://schemas.openxmlformats.org/officeDocument/2006/math" xmlns:v="urn:schemas-microsoft-com:vml" xmlns:wp14="http://schemas.microsoft.com/office/word/2010/wordprocessingDrawing" xmlns:wp="http://schemas.openxmlformats.org/drawingml/2006/wordprocessingDrawing" xmlns:w10="urn:schemas-microsoft-com:office:word" xmlns:w="http://schemas.openxmlformats.org/wordprocessingml/2006/main" xmlns:w14="http://schemas.microsoft.com/office/word/2010/wordml" xmlns:w15="http://schemas.microsoft.com/office/word/2012/wordml" xmlns:w16cid="http://schemas.microsoft.com/office/word/2016/wordml/cid" xmlns:w16se="http://schemas.microsoft.com/office/word/2015/wordml/symex" xmlns:wpg="http://schemas.microsoft.com/office/word/2010/wordprocessingGroup" xmlns:wpi="http://schemas.microsoft.com/office/word/2010/wordprocessingInk" xmlns:wne="http://schemas.microsoft.com/office/word/2006/wordml" xmlns:wps="http://schemas.microsoft.com/office/word/2010/wordprocessingShape" mc:Ignorable="w14 w15 w16se w16cid wp14">
+<w:numbering xmlns:wpc="http://schemas.microsoft.com/office/word/2010/wordprocessingCanvas" xmlns:cx="http://schemas.microsoft.com/office/drawing/2014/chartex" xmlns:cx1="http://schemas.microsoft.com/office/drawing/2015/9/8/chartex" xmlns:cx2="http://schemas.microsoft.com/office/drawing/2015/10/21/chartex" xmlns:cx3="http://schemas.microsoft.com/office/drawing/2016/5/9/chartex" xmlns:cx4="http://schemas.microsoft.com/office/drawing/2016/5/10/chartex" xmlns:cx5="http://schemas.microsoft.com/office/drawing/2016/5/11/chartex" xmlns:cx6="http://schemas.microsoft.com/office/drawing/2016/5/12/chartex" xmlns:cx7="http://schemas.microsoft.com/office/drawing/2016/5/13/chartex" xmlns:cx8="http://schemas.microsoft.com/office/drawing/2016/5/14/chartex" xmlns:mc="http://schemas.openxmlformats.org/markup-compatibility/2006" xmlns:aink="http://schemas.microsoft.com/office/drawing/2016/ink" xmlns:am3d="http://schemas.microsoft.com/office/drawing/2017/model3d" xmlns:o="urn:schemas-microsoft-com:office:office" xmlns:oel="http://schemas.microsoft.com/office/2019/extlst" xmlns:r="http://schemas.openxmlformats.org/officeDocument/2006/relationships" xmlns:m="http://schemas.openxmlformats.org/officeDocument/2006/math" xmlns:v="urn:schemas-microsoft-com:vml" xmlns:wp14="http://schemas.microsoft.com/office/word/2010/wordprocessingDrawing" xmlns:wp="http://schemas.openxmlformats.org/drawingml/2006/wordprocessingDrawing" xmlns:w10="urn:schemas-microsoft-com:office:word" xmlns:w="http://schemas.openxmlformats.org/wordprocessingml/2006/main" xmlns:w14="http://schemas.microsoft.com/office/word/2010/wordml" xmlns:w15="http://schemas.microsoft.com/office/word/2012/wordml" xmlns:w16cex="http://schemas.microsoft.com/office/word/2018/wordml/cex" xmlns:w16cid="http://schemas.microsoft.com/office/word/2016/wordml/cid" xmlns:w16="http://schemas.microsoft.com/office/word/2018/wordml" xmlns:w16du="http://schemas.microsoft.com/office/word/2023/wordml/word16du" xmlns:w16sdtdh="http://schemas.microsoft.com/office/word/2020/wordml/sdtdatahash" xmlns:w16sdtfl="http://schemas.microsoft.com/office/word/2024/wordml/sdtformatlock" xmlns:w16se="http://schemas.microsoft.com/office/word/2015/wordml/symex" xmlns:wpg="http://schemas.microsoft.com/office/word/2010/wordprocessingGroup" xmlns:wpi="http://schemas.microsoft.com/office/word/2010/wordprocessingInk" xmlns:wne="http://schemas.microsoft.com/office/word/2006/wordml" xmlns:wps="http://schemas.microsoft.com/office/word/2010/wordprocessingShape" mc:Ignorable="w14 w15 w16se w16cid w16 w16cex w16sdtdh w16sdtfl w16du wp14">
   <w:abstractNum w:abstractNumId="0" w15:restartNumberingAfterBreak="0">
     <w:nsid w:val="16834D21"/>
     <w:multiLevelType w:val="multilevel"/>
@@ -969,23 +902,23 @@
       </w:pPr>
     </w:lvl>
   </w:abstractNum>
-  <w:num w:numId="1">
+  <w:num w:numId="1" w16cid:durableId="110054210">
     <w:abstractNumId w:val="0"/>
   </w:num>
-  <w:num w:numId="2">
+  <w:num w:numId="2" w16cid:durableId="1592199351">
     <w:abstractNumId w:val="1"/>
   </w:num>
-  <w:num w:numId="3">
+  <w:num w:numId="3" w16cid:durableId="1687903032">
     <w:abstractNumId w:val="3"/>
   </w:num>
-  <w:num w:numId="4">
+  <w:num w:numId="4" w16cid:durableId="1111432005">
     <w:abstractNumId w:val="2"/>
   </w:num>
 </w:numbering>
 </file>
 
 <file path=word/styles.xml><?xml version="1.0" encoding="utf-8"?>
-<w:styles xmlns:mc="http://schemas.openxmlformats.org/markup-compatibility/2006" xmlns:r="http://schemas.openxmlformats.org/officeDocument/2006/relationships" xmlns:w="http://schemas.openxmlformats.org/wordprocessingml/2006/main" xmlns:w14="http://schemas.microsoft.com/office/word/2010/wordml" xmlns:w15="http://schemas.microsoft.com/office/word/2012/wordml" xmlns:w16cid="http://schemas.microsoft.com/office/word/2016/wordml/cid" xmlns:w16se="http://schemas.microsoft.com/office/word/2015/wordml/symex" mc:Ignorable="w14 w15 w16se w16cid">
+<w:styles xmlns:mc="http://schemas.openxmlformats.org/markup-compatibility/2006" xmlns:r="http://schemas.openxmlformats.org/officeDocument/2006/relationships" xmlns:w="http://schemas.openxmlformats.org/wordprocessingml/2006/main" xmlns:w14="http://schemas.microsoft.com/office/word/2010/wordml" xmlns:w15="http://schemas.microsoft.com/office/word/2012/wordml" xmlns:w16cex="http://schemas.microsoft.com/office/word/2018/wordml/cex" xmlns:w16cid="http://schemas.microsoft.com/office/word/2016/wordml/cid" xmlns:w16="http://schemas.microsoft.com/office/word/2018/wordml" xmlns:w16du="http://schemas.microsoft.com/office/word/2023/wordml/word16du" xmlns:w16sdtdh="http://schemas.microsoft.com/office/word/2020/wordml/sdtdatahash" xmlns:w16sdtfl="http://schemas.microsoft.com/office/word/2024/wordml/sdtformatlock" xmlns:w16se="http://schemas.microsoft.com/office/word/2015/wordml/symex" mc:Ignorable="w14 w15 w16se w16cid w16 w16cex w16sdtdh w16sdtfl w16du">
   <w:docDefaults>
     <w:rPrDefault>
       <w:rPr>
@@ -1001,7 +934,7 @@
       </w:pPr>
     </w:pPrDefault>
   </w:docDefaults>
-  <w:latentStyles w:defLockedState="0" w:defUIPriority="99" w:defSemiHidden="0" w:defUnhideWhenUsed="0" w:defQFormat="0" w:count="375">
+  <w:latentStyles w:defLockedState="0" w:defUIPriority="99" w:defSemiHidden="0" w:defUnhideWhenUsed="0" w:defQFormat="0" w:count="376">
     <w:lsdException w:name="Normal" w:uiPriority="0" w:qFormat="1"/>
     <w:lsdException w:name="heading 1" w:uiPriority="9" w:qFormat="1"/>
     <w:lsdException w:name="heading 2" w:semiHidden="1" w:uiPriority="9" w:unhideWhenUsed="1" w:qFormat="1"/>
@@ -1375,6 +1308,7 @@
     <w:lsdException w:name="List Table 7 Colorful Accent 6" w:uiPriority="52"/>
     <w:lsdException w:name="Mention" w:semiHidden="1" w:unhideWhenUsed="1"/>
     <w:lsdException w:name="Smart Hyperlink" w:semiHidden="1" w:unhideWhenUsed="1"/>
+    <w:lsdException w:name="Smart Link" w:semiHidden="1" w:unhideWhenUsed="1"/>
   </w:latentStyles>
   <w:style w:type="paragraph" w:default="1" w:styleId="Normal">
     <w:name w:val="Normal"/>

--- a/proposal/others/abstract_one_page.docx
+++ b/proposal/others/abstract_one_page.docx
@@ -69,7 +69,23 @@
           <w:sz w:val="22"/>
           <w:szCs w:val="22"/>
         </w:rPr>
-        <w:t>Co-I’s:</w:t>
+        <w:t>Co-</w:t>
+      </w:r>
+      <w:r>
+        <w:rPr>
+          <w:b/>
+          <w:sz w:val="22"/>
+          <w:szCs w:val="22"/>
+        </w:rPr>
+        <w:t>PI</w:t>
+      </w:r>
+      <w:r>
+        <w:rPr>
+          <w:b/>
+          <w:sz w:val="22"/>
+          <w:szCs w:val="22"/>
+        </w:rPr>
+        <w:t>s:</w:t>
       </w:r>
       <w:r>
         <w:rPr>
